--- a/mokdong2/2fin/word/md2s2_L5_test_exam.docx
+++ b/mokdong2/2fin/word/md2s2_L5_test_exam.docx
@@ -2021,7 +2021,7 @@
           <w:sz w:val="20"/>
           <w:u w:val="none"/>
         </w:rPr>
-        <w:t>( poor workers / used / to / live / living / in this area )</w:t>
+        <w:t>( living / to / poor workers / live / used / in this area )</w:t>
       </w:r>
     </w:p>
     <w:p>

--- a/mokdong2/2fin/word/md2s2_L5_test_exam.docx
+++ b/mokdong2/2fin/word/md2s2_L5_test_exam.docx
@@ -2021,7 +2021,7 @@
           <w:sz w:val="20"/>
           <w:u w:val="none"/>
         </w:rPr>
-        <w:t>( living / to / poor workers / live / used / in this area )</w:t>
+        <w:t>( to / used / live / in this area / living / poor workers )</w:t>
       </w:r>
     </w:p>
     <w:p>

--- a/mokdong2/2fin/word/md2s2_L5_test_exam.docx
+++ b/mokdong2/2fin/word/md2s2_L5_test_exam.docx
@@ -19,10 +19,10 @@
     </w:p>
     <w:p>
       <w:pPr>
-        <w:spacing w:after="80"/>
         <w:pBdr>
           <w:bottom w:val="single" w:sz="8" w:space="2" w:color="1F3864"/>
         </w:pBdr>
+        <w:spacing w:after="80"/>
       </w:pPr>
       <w:r>
         <w:rPr>
@@ -75,13 +75,13 @@
     </w:p>
     <w:p>
       <w:pPr>
-        <w:spacing w:after="60"/>
         <w:pBdr>
           <w:top w:val="single" w:sz="4" w:space="3" w:color="9AA9C2"/>
           <w:left w:val="single" w:sz="4" w:space="3" w:color="9AA9C2"/>
           <w:bottom w:val="single" w:sz="4" w:space="3" w:color="9AA9C2"/>
           <w:right w:val="single" w:sz="4" w:space="3" w:color="9AA9C2"/>
         </w:pBdr>
+        <w:spacing w:after="60"/>
         <w:ind w:left="57" w:right="57"/>
       </w:pPr>
       <w:r>
@@ -747,8 +747,6 @@
     </w:p>
     <w:p>
       <w:pPr>
-        <w:spacing w:after="30"/>
-        <w:ind w:left="57" w:right="57"/>
         <w:pBdr>
           <w:top w:val="single" w:sz="4" w:space="3" w:color="8DA2C4"/>
           <w:left w:val="single" w:sz="4" w:space="3" w:color="8DA2C4"/>
@@ -756,6 +754,8 @@
           <w:right w:val="single" w:sz="4" w:space="3" w:color="8DA2C4"/>
         </w:pBdr>
         <w:shd w:val="clear" w:color="auto" w:fill="F7F9FC"/>
+        <w:spacing w:after="30"/>
+        <w:ind w:left="57" w:right="57"/>
       </w:pPr>
       <w:r>
         <w:rPr>
@@ -799,13 +799,13 @@
     </w:p>
     <w:p>
       <w:pPr>
-        <w:spacing w:after="60"/>
         <w:pBdr>
           <w:top w:val="single" w:sz="4" w:space="3" w:color="9AA9C2"/>
           <w:left w:val="single" w:sz="4" w:space="3" w:color="9AA9C2"/>
           <w:bottom w:val="single" w:sz="4" w:space="3" w:color="9AA9C2"/>
           <w:right w:val="single" w:sz="4" w:space="3" w:color="9AA9C2"/>
         </w:pBdr>
+        <w:spacing w:after="60"/>
         <w:ind w:left="57" w:right="57"/>
       </w:pPr>
       <w:r>
@@ -1213,8 +1213,6 @@
     </w:p>
     <w:p>
       <w:pPr>
-        <w:spacing w:after="30"/>
-        <w:ind w:left="57" w:right="57"/>
         <w:pBdr>
           <w:top w:val="single" w:sz="4" w:space="3" w:color="8DA2C4"/>
           <w:left w:val="single" w:sz="4" w:space="3" w:color="8DA2C4"/>
@@ -1222,6 +1220,8 @@
           <w:right w:val="single" w:sz="4" w:space="3" w:color="8DA2C4"/>
         </w:pBdr>
         <w:shd w:val="clear" w:color="auto" w:fill="F7F9FC"/>
+        <w:spacing w:after="30"/>
+        <w:ind w:left="57" w:right="57"/>
       </w:pPr>
       <w:r>
         <w:rPr>
@@ -1421,13 +1421,13 @@
     </w:p>
     <w:p>
       <w:pPr>
-        <w:spacing w:after="60"/>
         <w:pBdr>
           <w:top w:val="single" w:sz="4" w:space="3" w:color="9AA9C2"/>
           <w:left w:val="single" w:sz="4" w:space="3" w:color="9AA9C2"/>
           <w:bottom w:val="single" w:sz="4" w:space="3" w:color="9AA9C2"/>
           <w:right w:val="single" w:sz="4" w:space="3" w:color="9AA9C2"/>
         </w:pBdr>
+        <w:spacing w:after="60"/>
         <w:ind w:left="57" w:right="57"/>
       </w:pPr>
       <w:r>
@@ -1904,8 +1904,6 @@
     </w:p>
     <w:p>
       <w:pPr>
-        <w:spacing w:after="30"/>
-        <w:ind w:left="57" w:right="57"/>
         <w:pBdr>
           <w:top w:val="single" w:sz="4" w:space="3" w:color="8DA2C4"/>
           <w:left w:val="single" w:sz="4" w:space="3" w:color="8DA2C4"/>
@@ -1913,6 +1911,8 @@
           <w:right w:val="single" w:sz="4" w:space="3" w:color="8DA2C4"/>
         </w:pBdr>
         <w:shd w:val="clear" w:color="auto" w:fill="F7F9FC"/>
+        <w:spacing w:after="30"/>
+        <w:ind w:left="57" w:right="57"/>
       </w:pPr>
       <w:r>
         <w:rPr>
@@ -1992,8 +1992,6 @@
     </w:p>
     <w:p>
       <w:pPr>
-        <w:spacing w:after="30"/>
-        <w:ind w:left="57" w:right="57"/>
         <w:pBdr>
           <w:top w:val="single" w:sz="4" w:space="3" w:color="8DA2C4"/>
           <w:left w:val="single" w:sz="4" w:space="3" w:color="8DA2C4"/>
@@ -2001,6 +1999,8 @@
           <w:right w:val="single" w:sz="4" w:space="3" w:color="8DA2C4"/>
         </w:pBdr>
         <w:shd w:val="clear" w:color="auto" w:fill="F7F9FC"/>
+        <w:spacing w:after="30"/>
+        <w:ind w:left="57" w:right="57"/>
       </w:pPr>
       <w:r>
         <w:rPr>
@@ -2074,8 +2074,6 @@
     </w:p>
     <w:p>
       <w:pPr>
-        <w:spacing w:after="30"/>
-        <w:ind w:left="57" w:right="57"/>
         <w:pBdr>
           <w:top w:val="single" w:sz="4" w:space="3" w:color="8DA2C4"/>
           <w:left w:val="single" w:sz="4" w:space="3" w:color="8DA2C4"/>
@@ -2083,6 +2081,8 @@
           <w:right w:val="single" w:sz="4" w:space="3" w:color="8DA2C4"/>
         </w:pBdr>
         <w:shd w:val="clear" w:color="auto" w:fill="F7F9FC"/>
+        <w:spacing w:after="30"/>
+        <w:ind w:left="57" w:right="57"/>
       </w:pPr>
       <w:r>
         <w:rPr>
@@ -2162,8 +2162,6 @@
     </w:p>
     <w:p>
       <w:pPr>
-        <w:spacing w:after="30"/>
-        <w:ind w:left="57" w:right="57"/>
         <w:pBdr>
           <w:top w:val="single" w:sz="4" w:space="3" w:color="8DA2C4"/>
           <w:left w:val="single" w:sz="4" w:space="3" w:color="8DA2C4"/>
@@ -2171,6 +2169,8 @@
           <w:right w:val="single" w:sz="4" w:space="3" w:color="8DA2C4"/>
         </w:pBdr>
         <w:shd w:val="clear" w:color="auto" w:fill="F7F9FC"/>
+        <w:spacing w:after="30"/>
+        <w:ind w:left="57" w:right="57"/>
       </w:pPr>
       <w:r>
         <w:rPr>
@@ -2311,8 +2311,8 @@
           <w:type w:val="continuous"/>
           <w:pgSz w:w="11906" w:h="16838"/>
           <w:pgMar w:top="680" w:right="794" w:bottom="624" w:left="794" w:header="720" w:footer="720" w:gutter="0"/>
+          <w:cols w:num="2" w:space="396" w:sep="1"/>
           <w:docGrid w:linePitch="360"/>
-          <w:cols w:num="2" w:space="396" w:sep="1"/>
         </w:sectPr>
       </w:pPr>
     </w:p>
@@ -2909,8 +2909,8 @@
     <w:sectPr>
       <w:pgSz w:w="11906" w:h="16838"/>
       <w:pgMar w:top="680" w:right="794" w:bottom="624" w:left="794" w:header="720" w:footer="720" w:gutter="0"/>
+      <w:cols w:num="1" w:space="396"/>
       <w:docGrid w:linePitch="360"/>
-      <w:cols w:num="1" w:space="396"/>
     </w:sectPr>
   </w:body>
 </w:document>
